--- a/ep3/worksheet-B.docx
+++ b/ep3/worksheet-B.docx
@@ -849,7 +849,7 @@
           <w:sz w:val="28"/>
           <w:u w:val="none"/>
         </w:rPr>
-        <w:t>，流到阿翰的畫上。</w:t>
+        <w:t>，弄濕了阿翰的畫。</w:t>
       </w:r>
     </w:p>
     <w:p>
